--- a/summary.docx
+++ b/summary.docx
@@ -66,7 +66,7 @@
           <w:b/>
           <w:bCs/>
         </w:rPr>
-        <w:t>25i-761</w:t>
+        <w:t>25i</w:t>
       </w:r>
       <w:r>
         <w:rPr>
@@ -74,7 +74,7 @@
           <w:b/>
           <w:bCs/>
         </w:rPr>
-        <w:t>1)</w:t>
+        <w:t xml:space="preserve"> </w:t>
       </w:r>
       <w:r>
         <w:rPr>
@@ -82,7 +82,7 @@
           <w:b/>
           <w:bCs/>
         </w:rPr>
-        <w:t>, Anas Pervaiz</w:t>
+        <w:t>761</w:t>
       </w:r>
       <w:r>
         <w:rPr>
@@ -90,7 +90,39 @@
           <w:b/>
           <w:bCs/>
         </w:rPr>
-        <w:t xml:space="preserve"> (25i-7613)</w:t>
+        <w:t>1)</w:t>
+      </w:r>
+      <w:r>
+        <w:rPr>
+          <w:rFonts w:asciiTheme="majorBidi" w:hAnsiTheme="majorBidi" w:cstheme="majorBidi"/>
+          <w:b/>
+          <w:bCs/>
+        </w:rPr>
+        <w:t>, Anas Pervaiz</w:t>
+      </w:r>
+      <w:r>
+        <w:rPr>
+          <w:rFonts w:asciiTheme="majorBidi" w:hAnsiTheme="majorBidi" w:cstheme="majorBidi"/>
+          <w:b/>
+          <w:bCs/>
+        </w:rPr>
+        <w:t xml:space="preserve"> (25i</w:t>
+      </w:r>
+      <w:r>
+        <w:rPr>
+          <w:rFonts w:asciiTheme="majorBidi" w:hAnsiTheme="majorBidi" w:cstheme="majorBidi"/>
+          <w:b/>
+          <w:bCs/>
+        </w:rPr>
+        <w:t xml:space="preserve"> </w:t>
+      </w:r>
+      <w:r>
+        <w:rPr>
+          <w:rFonts w:asciiTheme="majorBidi" w:hAnsiTheme="majorBidi" w:cstheme="majorBidi"/>
+          <w:b/>
+          <w:bCs/>
+        </w:rPr>
+        <w:t>7613)</w:t>
       </w:r>
     </w:p>
     <w:p>
@@ -112,7 +144,45 @@
           <w:rFonts w:asciiTheme="majorBidi" w:hAnsiTheme="majorBidi" w:cstheme="majorBidi"/>
         </w:rPr>
         <w:br/>
-        <w:t xml:space="preserve">Soil moisture forecasting is important for smart agriculture, but 48-hour prediction is difficult because soil conditions depend on both recent and past environmental changes. In this work, we used multi-scale temporal features by combining current values with lagged historical values. Different models were tested, including </w:t>
+        <w:t xml:space="preserve">Soil moisture forecasting is important for smart agriculture, but </w:t>
+      </w:r>
+      <w:proofErr w:type="gramStart"/>
+      <w:r>
+        <w:rPr>
+          <w:rFonts w:asciiTheme="majorBidi" w:hAnsiTheme="majorBidi" w:cstheme="majorBidi"/>
+        </w:rPr>
+        <w:t>48</w:t>
+      </w:r>
+      <w:r>
+        <w:rPr>
+          <w:rFonts w:asciiTheme="majorBidi" w:hAnsiTheme="majorBidi" w:cstheme="majorBidi"/>
+        </w:rPr>
+        <w:t xml:space="preserve"> </w:t>
+      </w:r>
+      <w:r>
+        <w:rPr>
+          <w:rFonts w:asciiTheme="majorBidi" w:hAnsiTheme="majorBidi" w:cstheme="majorBidi"/>
+        </w:rPr>
+        <w:t>hour</w:t>
+      </w:r>
+      <w:proofErr w:type="gramEnd"/>
+      <w:r>
+        <w:rPr>
+          <w:rFonts w:asciiTheme="majorBidi" w:hAnsiTheme="majorBidi" w:cstheme="majorBidi"/>
+        </w:rPr>
+        <w:t xml:space="preserve"> prediction is difficult because soil conditions depend on both recent and past environmental changes. In this work, we used multi</w:t>
+      </w:r>
+      <w:r>
+        <w:rPr>
+          <w:rFonts w:asciiTheme="majorBidi" w:hAnsiTheme="majorBidi" w:cstheme="majorBidi"/>
+        </w:rPr>
+        <w:t xml:space="preserve"> </w:t>
+      </w:r>
+      <w:r>
+        <w:rPr>
+          <w:rFonts w:asciiTheme="majorBidi" w:hAnsiTheme="majorBidi" w:cstheme="majorBidi"/>
+        </w:rPr>
+        <w:t xml:space="preserve">scale temporal features by combining current values with lagged historical values. Different models were tested, including </w:t>
       </w:r>
       <w:proofErr w:type="spellStart"/>
       <w:r>
@@ -148,7 +218,33 @@
           <w:rFonts w:asciiTheme="majorBidi" w:hAnsiTheme="majorBidi" w:cstheme="majorBidi"/>
         </w:rPr>
         <w:br/>
-        <w:t>Many soil moisture prediction methods are either too complex or do not make full use of historical temporal patterns. This creates a need for a simple and effective method for 48-hour soil moisture forecasting.</w:t>
+        <w:t xml:space="preserve">Many soil moisture prediction methods are either too complex or do not make full use of historical temporal patterns. This creates a need for a simple and effective method for </w:t>
+      </w:r>
+      <w:proofErr w:type="gramStart"/>
+      <w:r>
+        <w:rPr>
+          <w:rFonts w:asciiTheme="majorBidi" w:hAnsiTheme="majorBidi" w:cstheme="majorBidi"/>
+        </w:rPr>
+        <w:t>48</w:t>
+      </w:r>
+      <w:r>
+        <w:rPr>
+          <w:rFonts w:asciiTheme="majorBidi" w:hAnsiTheme="majorBidi" w:cstheme="majorBidi"/>
+        </w:rPr>
+        <w:t xml:space="preserve"> </w:t>
+      </w:r>
+      <w:r>
+        <w:rPr>
+          <w:rFonts w:asciiTheme="majorBidi" w:hAnsiTheme="majorBidi" w:cstheme="majorBidi"/>
+        </w:rPr>
+        <w:t>hour</w:t>
+      </w:r>
+      <w:proofErr w:type="gramEnd"/>
+      <w:r>
+        <w:rPr>
+          <w:rFonts w:asciiTheme="majorBidi" w:hAnsiTheme="majorBidi" w:cstheme="majorBidi"/>
+        </w:rPr>
+        <w:t xml:space="preserve"> soil moisture forecasting.</w:t>
       </w:r>
     </w:p>
     <w:p>
@@ -308,14 +404,20 @@
         <w:rPr>
           <w:rFonts w:asciiTheme="majorBidi" w:hAnsiTheme="majorBidi" w:cstheme="majorBidi"/>
         </w:rPr>
-        <w:t xml:space="preserve">Target: </w:t>
+        <w:t>Target: 48</w:t>
+      </w:r>
+      <w:r>
+        <w:rPr>
+          <w:rFonts w:asciiTheme="majorBidi" w:hAnsiTheme="majorBidi" w:cstheme="majorBidi"/>
+        </w:rPr>
+        <w:t xml:space="preserve"> </w:t>
       </w:r>
       <w:proofErr w:type="gramStart"/>
       <w:r>
         <w:rPr>
           <w:rFonts w:asciiTheme="majorBidi" w:hAnsiTheme="majorBidi" w:cstheme="majorBidi"/>
         </w:rPr>
-        <w:t>48-hour</w:t>
+        <w:t>hour</w:t>
       </w:r>
       <w:proofErr w:type="gramEnd"/>
       <w:r>
@@ -368,7 +470,19 @@
         <w:rPr>
           <w:rFonts w:asciiTheme="majorBidi" w:hAnsiTheme="majorBidi" w:cstheme="majorBidi"/>
         </w:rPr>
-        <w:t>Used multi-scale lag features for forecasting.</w:t>
+        <w:t>Used multi</w:t>
+      </w:r>
+      <w:r>
+        <w:rPr>
+          <w:rFonts w:asciiTheme="majorBidi" w:hAnsiTheme="majorBidi" w:cstheme="majorBidi"/>
+        </w:rPr>
+        <w:t xml:space="preserve"> </w:t>
+      </w:r>
+      <w:r>
+        <w:rPr>
+          <w:rFonts w:asciiTheme="majorBidi" w:hAnsiTheme="majorBidi" w:cstheme="majorBidi"/>
+        </w:rPr>
+        <w:t>scale lag features for forecasting.</w:t>
       </w:r>
     </w:p>
     <w:p>
@@ -560,7 +674,33 @@
         <w:rPr>
           <w:rFonts w:asciiTheme="majorBidi" w:hAnsiTheme="majorBidi" w:cstheme="majorBidi"/>
         </w:rPr>
-        <w:t>Temporal features improved 48-hour forecasting.</w:t>
+        <w:t xml:space="preserve">Temporal features improved </w:t>
+      </w:r>
+      <w:proofErr w:type="gramStart"/>
+      <w:r>
+        <w:rPr>
+          <w:rFonts w:asciiTheme="majorBidi" w:hAnsiTheme="majorBidi" w:cstheme="majorBidi"/>
+        </w:rPr>
+        <w:t>48</w:t>
+      </w:r>
+      <w:r>
+        <w:rPr>
+          <w:rFonts w:asciiTheme="majorBidi" w:hAnsiTheme="majorBidi" w:cstheme="majorBidi"/>
+        </w:rPr>
+        <w:t xml:space="preserve"> </w:t>
+      </w:r>
+      <w:r>
+        <w:rPr>
+          <w:rFonts w:asciiTheme="majorBidi" w:hAnsiTheme="majorBidi" w:cstheme="majorBidi"/>
+        </w:rPr>
+        <w:t>hour</w:t>
+      </w:r>
+      <w:proofErr w:type="gramEnd"/>
+      <w:r>
+        <w:rPr>
+          <w:rFonts w:asciiTheme="majorBidi" w:hAnsiTheme="majorBidi" w:cstheme="majorBidi"/>
+        </w:rPr>
+        <w:t xml:space="preserve"> forecasting.</w:t>
       </w:r>
     </w:p>
     <w:p>
@@ -599,7 +739,45 @@
           <w:rFonts w:asciiTheme="majorBidi" w:hAnsiTheme="majorBidi" w:cstheme="majorBidi"/>
         </w:rPr>
         <w:br/>
-        <w:t>The study shows that multi-scale temporal features are useful for 48-hour soil moisture forecasting. It also suggests that simple machine learning models can be effective for practical agricultural prediction tasks.</w:t>
+        <w:t>The study shows that multi</w:t>
+      </w:r>
+      <w:r>
+        <w:rPr>
+          <w:rFonts w:asciiTheme="majorBidi" w:hAnsiTheme="majorBidi" w:cstheme="majorBidi"/>
+        </w:rPr>
+        <w:t xml:space="preserve"> </w:t>
+      </w:r>
+      <w:r>
+        <w:rPr>
+          <w:rFonts w:asciiTheme="majorBidi" w:hAnsiTheme="majorBidi" w:cstheme="majorBidi"/>
+        </w:rPr>
+        <w:t xml:space="preserve">scale temporal features are useful for </w:t>
+      </w:r>
+      <w:proofErr w:type="gramStart"/>
+      <w:r>
+        <w:rPr>
+          <w:rFonts w:asciiTheme="majorBidi" w:hAnsiTheme="majorBidi" w:cstheme="majorBidi"/>
+        </w:rPr>
+        <w:t>48</w:t>
+      </w:r>
+      <w:r>
+        <w:rPr>
+          <w:rFonts w:asciiTheme="majorBidi" w:hAnsiTheme="majorBidi" w:cstheme="majorBidi"/>
+        </w:rPr>
+        <w:t xml:space="preserve"> </w:t>
+      </w:r>
+      <w:r>
+        <w:rPr>
+          <w:rFonts w:asciiTheme="majorBidi" w:hAnsiTheme="majorBidi" w:cstheme="majorBidi"/>
+        </w:rPr>
+        <w:t>hour</w:t>
+      </w:r>
+      <w:proofErr w:type="gramEnd"/>
+      <w:r>
+        <w:rPr>
+          <w:rFonts w:asciiTheme="majorBidi" w:hAnsiTheme="majorBidi" w:cstheme="majorBidi"/>
+        </w:rPr>
+        <w:t xml:space="preserve"> soil moisture forecasting. It also suggests that simple machine learning models can be effective for practical agricultural prediction tasks.</w:t>
       </w:r>
     </w:p>
     <w:p>
